--- a/Quotations/Kavita Goswami 20_22_Feb_2026/Quotation With Sound.docx
+++ b/Quotations/Kavita Goswami 20_22_Feb_2026/Quotation With Sound.docx
@@ -132,7 +132,6 @@
               </w:rPr>
               <w:t xml:space="preserve">  </w:t>
             </w:r>
-            <w:proofErr w:type="spellStart"/>
             <w:r>
               <w:rPr>
                 <w:rStyle w:val="IntenseEmphasis"/>
@@ -175,30 +174,7 @@
                   <w14:round/>
                 </w14:textOutline>
               </w:rPr>
-              <w:t>rs</w:t>
-            </w:r>
-            <w:proofErr w:type="spellEnd"/>
-            <w:r>
-              <w:rPr>
-                <w:rStyle w:val="IntenseEmphasis"/>
-                <w:rFonts w:asciiTheme="minorHAnsi" w:hAnsiTheme="minorHAnsi" w:cstheme="minorHAnsi"/>
-                <w:i w:val="0"/>
-                <w:iCs w:val="0"/>
-                <w:color w:val="000000" w:themeColor="text1"/>
-                <w:sz w:val="28"/>
-                <w:szCs w:val="28"/>
-                <w14:shadow w14:blurRad="38100" w14:dist="19050" w14:dir="2700000" w14:sx="100000" w14:sy="100000" w14:kx="0" w14:ky="0" w14:algn="tl">
-                  <w14:schemeClr w14:val="dk1">
-                    <w14:alpha w14:val="60000"/>
-                  </w14:schemeClr>
-                </w14:shadow>
-                <w14:textOutline w14:w="0" w14:cap="flat" w14:cmpd="sng" w14:algn="ctr">
-                  <w14:noFill/>
-                  <w14:prstDash w14:val="solid"/>
-                  <w14:round/>
-                </w14:textOutline>
-              </w:rPr>
-              <w:t xml:space="preserve"> Kavita</w:t>
+              <w:t>rs Kavita</w:t>
             </w:r>
           </w:p>
         </w:tc>
@@ -1353,31 +1329,8 @@
                   <w14:round/>
                 </w14:textOutline>
               </w:rPr>
-              <w:t>Raat-E-</w:t>
-            </w:r>
-            <w:proofErr w:type="spellStart"/>
-            <w:r>
-              <w:rPr>
-                <w:rFonts w:ascii="Abadi" w:eastAsiaTheme="majorEastAsia" w:hAnsi="Abadi" w:cs="ADLaM Display"/>
-                <w:bCs/>
-                <w:smallCaps/>
-                <w:color w:val="2F5496" w:themeColor="accent1" w:themeShade="BF"/>
-                <w:sz w:val="36"/>
-                <w:szCs w:val="36"/>
-                <w14:shadow w14:blurRad="38100" w14:dist="19050" w14:dir="2700000" w14:sx="100000" w14:sy="100000" w14:kx="0" w14:ky="0" w14:algn="tl">
-                  <w14:schemeClr w14:val="dk1">
-                    <w14:alpha w14:val="60000"/>
-                  </w14:schemeClr>
-                </w14:shadow>
-                <w14:textOutline w14:w="0" w14:cap="flat" w14:cmpd="sng" w14:algn="ctr">
-                  <w14:noFill/>
-                  <w14:prstDash w14:val="solid"/>
-                  <w14:round/>
-                </w14:textOutline>
-              </w:rPr>
-              <w:t>Ishq</w:t>
-            </w:r>
-            <w:proofErr w:type="spellEnd"/>
+              <w:t>Raat-E-Ishq</w:t>
+            </w:r>
             <w:r>
               <w:rPr>
                 <w:rFonts w:ascii="Abadi" w:eastAsiaTheme="majorEastAsia" w:hAnsi="Abadi" w:cs="ADLaM Display"/>
@@ -2560,23 +2513,13 @@
               </w:rPr>
               <w:t xml:space="preserve">Flex Floor </w:t>
             </w:r>
-            <w:proofErr w:type="gramStart"/>
-            <w:r>
-              <w:rPr>
-                <w:rFonts w:cstheme="minorHAnsi"/>
-                <w:sz w:val="24"/>
-                <w:szCs w:val="24"/>
-              </w:rPr>
-              <w:t>As</w:t>
-            </w:r>
-            <w:proofErr w:type="gramEnd"/>
-            <w:r>
-              <w:rPr>
-                <w:rFonts w:cstheme="minorHAnsi"/>
-                <w:sz w:val="24"/>
-                <w:szCs w:val="24"/>
-              </w:rPr>
-              <w:t xml:space="preserve"> Per Theme Size[</w:t>
+            <w:r>
+              <w:rPr>
+                <w:rFonts w:cstheme="minorHAnsi"/>
+                <w:sz w:val="24"/>
+                <w:szCs w:val="24"/>
+              </w:rPr>
+              <w:t>As Per Theme Size[</w:t>
             </w:r>
             <w:r>
               <w:rPr>
@@ -2823,25 +2766,7 @@
                 <w:sz w:val="24"/>
                 <w:szCs w:val="24"/>
               </w:rPr>
-              <w:t xml:space="preserve">DJ Console </w:t>
-            </w:r>
-            <w:proofErr w:type="gramStart"/>
-            <w:r>
-              <w:rPr>
-                <w:rFonts w:cstheme="minorHAnsi"/>
-                <w:sz w:val="24"/>
-                <w:szCs w:val="24"/>
-              </w:rPr>
-              <w:t>For</w:t>
-            </w:r>
-            <w:proofErr w:type="gramEnd"/>
-            <w:r>
-              <w:rPr>
-                <w:rFonts w:cstheme="minorHAnsi"/>
-                <w:sz w:val="24"/>
-                <w:szCs w:val="24"/>
-              </w:rPr>
-              <w:t xml:space="preserve"> Jockey Sid</w:t>
+              <w:t>DJ Console For Jockey Sid</w:t>
             </w:r>
           </w:p>
         </w:tc>
@@ -3834,25 +3759,7 @@
                 <w:sz w:val="24"/>
                 <w:szCs w:val="24"/>
               </w:rPr>
-              <w:t xml:space="preserve"> </w:t>
-            </w:r>
-            <w:proofErr w:type="gramStart"/>
-            <w:r>
-              <w:rPr>
-                <w:rFonts w:cstheme="minorHAnsi"/>
-                <w:sz w:val="24"/>
-                <w:szCs w:val="24"/>
-              </w:rPr>
-              <w:t>As</w:t>
-            </w:r>
-            <w:proofErr w:type="gramEnd"/>
-            <w:r>
-              <w:rPr>
-                <w:rFonts w:cstheme="minorHAnsi"/>
-                <w:sz w:val="24"/>
-                <w:szCs w:val="24"/>
-              </w:rPr>
-              <w:t xml:space="preserve"> Per Theme Size [16x24]</w:t>
+              <w:t xml:space="preserve"> As Per Theme Size [16x24]</w:t>
             </w:r>
           </w:p>
           <w:p>
@@ -3916,25 +3823,7 @@
                 <w:sz w:val="24"/>
                 <w:szCs w:val="24"/>
               </w:rPr>
-              <w:t xml:space="preserve">Tech </w:t>
-            </w:r>
-            <w:proofErr w:type="gramStart"/>
-            <w:r>
-              <w:rPr>
-                <w:rFonts w:cstheme="minorHAnsi"/>
-                <w:sz w:val="24"/>
-                <w:szCs w:val="24"/>
-              </w:rPr>
-              <w:t>rider</w:t>
-            </w:r>
-            <w:proofErr w:type="gramEnd"/>
-            <w:r>
-              <w:rPr>
-                <w:rFonts w:cstheme="minorHAnsi"/>
-                <w:sz w:val="24"/>
-                <w:szCs w:val="24"/>
-              </w:rPr>
-              <w:t xml:space="preserve"> For Percussionist</w:t>
+              <w:t>Tech rider For Percussionist</w:t>
             </w:r>
           </w:p>
         </w:tc>
@@ -4103,25 +3992,7 @@
                 <w:sz w:val="24"/>
                 <w:szCs w:val="24"/>
               </w:rPr>
-              <w:t xml:space="preserve">Cold Pyros </w:t>
-            </w:r>
-            <w:proofErr w:type="gramStart"/>
-            <w:r>
-              <w:rPr>
-                <w:rFonts w:cstheme="minorHAnsi"/>
-                <w:sz w:val="24"/>
-                <w:szCs w:val="24"/>
-              </w:rPr>
-              <w:t>On</w:t>
-            </w:r>
-            <w:proofErr w:type="gramEnd"/>
-            <w:r>
-              <w:rPr>
-                <w:rFonts w:cstheme="minorHAnsi"/>
-                <w:sz w:val="24"/>
-                <w:szCs w:val="24"/>
-              </w:rPr>
-              <w:t xml:space="preserve"> Water Body (</w:t>
+              <w:t>Cold Pyros On Water Body (</w:t>
             </w:r>
             <w:r>
               <w:rPr>
@@ -5108,25 +4979,7 @@
                 <w:sz w:val="24"/>
                 <w:szCs w:val="24"/>
               </w:rPr>
-              <w:t xml:space="preserve">DJ Console </w:t>
-            </w:r>
-            <w:proofErr w:type="gramStart"/>
-            <w:r>
-              <w:rPr>
-                <w:rFonts w:cstheme="minorHAnsi"/>
-                <w:sz w:val="24"/>
-                <w:szCs w:val="24"/>
-              </w:rPr>
-              <w:t>For</w:t>
-            </w:r>
-            <w:proofErr w:type="gramEnd"/>
-            <w:r>
-              <w:rPr>
-                <w:rFonts w:cstheme="minorHAnsi"/>
-                <w:sz w:val="24"/>
-                <w:szCs w:val="24"/>
-              </w:rPr>
-              <w:t xml:space="preserve"> Jockey</w:t>
+              <w:t>DJ Console For Jockey</w:t>
             </w:r>
           </w:p>
         </w:tc>
@@ -6067,6 +5920,174 @@
       </w:tr>
       <w:tr>
         <w:trPr>
+          <w:trHeight w:val="908"/>
+        </w:trPr>
+        <w:tc>
+          <w:tcPr>
+            <w:tcW w:w="6205" w:type="dxa"/>
+          </w:tcPr>
+          <w:p>
+            <w:pPr>
+              <w:rPr>
+                <w:rFonts w:cstheme="minorHAnsi"/>
+                <w:sz w:val="24"/>
+                <w:szCs w:val="24"/>
+              </w:rPr>
+            </w:pPr>
+          </w:p>
+          <w:p>
+            <w:pPr>
+              <w:numPr>
+                <w:ilvl w:val="0"/>
+                <w:numId w:val="5"/>
+              </w:numPr>
+              <w:rPr>
+                <w:rFonts w:cstheme="minorHAnsi"/>
+                <w:sz w:val="24"/>
+                <w:szCs w:val="24"/>
+              </w:rPr>
+            </w:pPr>
+            <w:r>
+              <w:rPr>
+                <w:rFonts w:cstheme="minorHAnsi"/>
+                <w:b/>
+                <w:bCs/>
+                <w:color w:val="C45911" w:themeColor="accent2" w:themeShade="BF"/>
+                <w:sz w:val="24"/>
+                <w:szCs w:val="24"/>
+              </w:rPr>
+              <w:t>Special Effects</w:t>
+            </w:r>
+            <w:r>
+              <w:rPr>
+                <w:rFonts w:cstheme="minorHAnsi"/>
+                <w:b/>
+                <w:bCs/>
+                <w:color w:val="C45911" w:themeColor="accent2" w:themeShade="BF"/>
+                <w:sz w:val="24"/>
+                <w:szCs w:val="24"/>
+              </w:rPr>
+              <w:t xml:space="preserve"> by Anchor</w:t>
+            </w:r>
+          </w:p>
+          <w:p>
+            <w:pPr>
+              <w:ind w:left="720"/>
+              <w:rPr>
+                <w:rFonts w:cstheme="minorHAnsi"/>
+                <w:sz w:val="24"/>
+                <w:szCs w:val="24"/>
+              </w:rPr>
+            </w:pPr>
+            <w:r>
+              <w:rPr>
+                <w:rFonts w:cstheme="minorHAnsi"/>
+                <w:sz w:val="24"/>
+                <w:szCs w:val="24"/>
+              </w:rPr>
+              <w:t>Color Day Out Fireworks [9 Boxes]</w:t>
+            </w:r>
+          </w:p>
+          <w:p>
+            <w:pPr>
+              <w:ind w:left="720"/>
+              <w:rPr>
+                <w:rFonts w:cstheme="minorHAnsi"/>
+                <w:sz w:val="24"/>
+                <w:szCs w:val="24"/>
+              </w:rPr>
+            </w:pPr>
+            <w:r>
+              <w:rPr>
+                <w:rFonts w:cstheme="minorHAnsi"/>
+                <w:sz w:val="24"/>
+                <w:szCs w:val="24"/>
+              </w:rPr>
+              <w:t xml:space="preserve">With Fireworks Installation Team </w:t>
+            </w:r>
+          </w:p>
+          <w:p>
+            <w:pPr>
+              <w:rPr>
+                <w:rFonts w:cstheme="minorHAnsi"/>
+                <w:sz w:val="24"/>
+                <w:szCs w:val="24"/>
+              </w:rPr>
+            </w:pPr>
+          </w:p>
+        </w:tc>
+        <w:tc>
+          <w:tcPr>
+            <w:tcW w:w="3153" w:type="dxa"/>
+          </w:tcPr>
+          <w:p>
+            <w:pPr>
+              <w:jc w:val="center"/>
+              <w:rPr>
+                <w:rFonts w:cstheme="minorHAnsi"/>
+                <w:sz w:val="24"/>
+                <w:szCs w:val="24"/>
+              </w:rPr>
+            </w:pPr>
+          </w:p>
+          <w:p>
+            <w:pPr>
+              <w:jc w:val="center"/>
+              <w:rPr>
+                <w:rFonts w:cstheme="minorHAnsi"/>
+                <w:sz w:val="24"/>
+                <w:szCs w:val="24"/>
+              </w:rPr>
+            </w:pPr>
+          </w:p>
+          <w:p>
+            <w:pPr>
+              <w:jc w:val="center"/>
+              <w:rPr>
+                <w:rFonts w:cstheme="minorHAnsi"/>
+                <w:sz w:val="24"/>
+                <w:szCs w:val="24"/>
+              </w:rPr>
+            </w:pPr>
+          </w:p>
+          <w:p>
+            <w:pPr>
+              <w:jc w:val="center"/>
+              <w:rPr>
+                <w:rFonts w:cstheme="minorHAnsi"/>
+                <w:sz w:val="24"/>
+                <w:szCs w:val="24"/>
+              </w:rPr>
+            </w:pPr>
+            <w:r>
+              <w:rPr>
+                <w:rFonts w:cstheme="minorHAnsi"/>
+                <w:sz w:val="24"/>
+                <w:szCs w:val="24"/>
+              </w:rPr>
+              <w:t>1,</w:t>
+            </w:r>
+            <w:r>
+              <w:rPr>
+                <w:rFonts w:cstheme="minorHAnsi"/>
+                <w:sz w:val="24"/>
+                <w:szCs w:val="24"/>
+              </w:rPr>
+              <w:t>0</w:t>
+            </w:r>
+            <w:r>
+              <w:rPr>
+                <w:rFonts w:cstheme="minorHAnsi"/>
+                <w:sz w:val="24"/>
+                <w:szCs w:val="24"/>
+              </w:rPr>
+              <w:t>0,000 /-</w:t>
+            </w:r>
+          </w:p>
+        </w:tc>
+      </w:tr>
+      <w:tr>
+        <w:trPr>
           <w:trHeight w:val="563"/>
         </w:trPr>
         <w:tc>
@@ -6144,6 +6165,18 @@
               </w:rPr>
             </w:pPr>
           </w:p>
+          <w:p>
+            <w:pPr>
+              <w:rPr>
+                <w:rFonts w:cstheme="minorHAnsi"/>
+                <w:b/>
+                <w:bCs/>
+                <w:color w:val="C45911" w:themeColor="accent2" w:themeShade="BF"/>
+                <w:sz w:val="24"/>
+                <w:szCs w:val="24"/>
+              </w:rPr>
+            </w:pPr>
+          </w:p>
         </w:tc>
         <w:tc>
           <w:tcPr>
@@ -6174,6 +6207,17 @@
                 <w:szCs w:val="24"/>
               </w:rPr>
             </w:pPr>
+            <w:r>
+              <w:rPr>
+                <w:rFonts w:cstheme="minorHAnsi"/>
+                <w:b/>
+                <w:bCs/>
+                <w:color w:val="C45911" w:themeColor="accent2" w:themeShade="BF"/>
+                <w:sz w:val="24"/>
+                <w:szCs w:val="24"/>
+              </w:rPr>
+              <w:t>1,</w:t>
+            </w:r>
             <w:r>
               <w:rPr>
                 <w:rFonts w:cstheme="minorHAnsi"/>
@@ -6267,30 +6311,6 @@
           <w:b/>
           <w:bCs/>
           <w:color w:val="538135" w:themeColor="accent6" w:themeShade="BF"/>
-          <w:sz w:val="28"/>
-          <w:szCs w:val="28"/>
-        </w:rPr>
-      </w:pPr>
-    </w:p>
-    <w:p>
-      <w:pPr>
-        <w:rPr>
-          <w:rFonts w:asciiTheme="majorHAnsi" w:eastAsiaTheme="majorEastAsia" w:hAnsiTheme="majorHAnsi" w:cstheme="majorBidi"/>
-          <w:b/>
-          <w:bCs/>
-          <w:color w:val="385623" w:themeColor="accent6" w:themeShade="80"/>
-          <w:sz w:val="28"/>
-          <w:szCs w:val="28"/>
-        </w:rPr>
-      </w:pPr>
-    </w:p>
-    <w:p>
-      <w:pPr>
-        <w:rPr>
-          <w:rFonts w:asciiTheme="majorHAnsi" w:eastAsiaTheme="majorEastAsia" w:hAnsiTheme="majorHAnsi" w:cstheme="majorBidi"/>
-          <w:b/>
-          <w:bCs/>
-          <w:color w:val="385623" w:themeColor="accent6" w:themeShade="80"/>
           <w:sz w:val="28"/>
           <w:szCs w:val="28"/>
         </w:rPr>
@@ -6882,25 +6902,7 @@
                 <w:sz w:val="24"/>
                 <w:szCs w:val="24"/>
               </w:rPr>
-              <w:t xml:space="preserve">Wooden Dance Floor </w:t>
-            </w:r>
-            <w:proofErr w:type="gramStart"/>
-            <w:r>
-              <w:rPr>
-                <w:rFonts w:cstheme="minorHAnsi"/>
-                <w:sz w:val="24"/>
-                <w:szCs w:val="24"/>
-              </w:rPr>
-              <w:t>As</w:t>
-            </w:r>
-            <w:proofErr w:type="gramEnd"/>
-            <w:r>
-              <w:rPr>
-                <w:rFonts w:cstheme="minorHAnsi"/>
-                <w:sz w:val="24"/>
-                <w:szCs w:val="24"/>
-              </w:rPr>
-              <w:t xml:space="preserve"> Per Theme Size [16x24]</w:t>
+              <w:t>Wooden Dance Floor As Per Theme Size [16x24]</w:t>
             </w:r>
           </w:p>
           <w:p>
@@ -6966,15 +6968,6 @@
               </w:rPr>
               <w:t>Complete Masking</w:t>
             </w:r>
-          </w:p>
-          <w:p>
-            <w:pPr>
-              <w:rPr>
-                <w:rFonts w:cstheme="minorHAnsi"/>
-                <w:sz w:val="24"/>
-                <w:szCs w:val="24"/>
-              </w:rPr>
-            </w:pPr>
           </w:p>
         </w:tc>
         <w:tc>
@@ -7097,33 +7090,25 @@
                 <w:sz w:val="24"/>
                 <w:szCs w:val="24"/>
               </w:rPr>
-              <w:t>Live Band Tech Rider</w:t>
-            </w:r>
-            <w:r>
-              <w:rPr>
-                <w:rFonts w:cstheme="minorHAnsi"/>
-                <w:sz w:val="24"/>
-                <w:szCs w:val="24"/>
-              </w:rPr>
-              <w:t xml:space="preserve"> </w:t>
-            </w:r>
-            <w:proofErr w:type="gramStart"/>
-            <w:r>
-              <w:rPr>
-                <w:rFonts w:cstheme="minorHAnsi"/>
-                <w:sz w:val="24"/>
-                <w:szCs w:val="24"/>
-              </w:rPr>
-              <w:t>Copy Cat</w:t>
-            </w:r>
-            <w:proofErr w:type="gramEnd"/>
-            <w:r>
-              <w:rPr>
-                <w:rFonts w:cstheme="minorHAnsi"/>
-                <w:sz w:val="24"/>
-                <w:szCs w:val="24"/>
-              </w:rPr>
-              <w:t xml:space="preserve">  </w:t>
+              <w:t>4 Pole Aluminum Truss</w:t>
+            </w:r>
+          </w:p>
+          <w:p>
+            <w:pPr>
+              <w:pStyle w:val="ListParagraph"/>
+              <w:rPr>
+                <w:rFonts w:cstheme="minorHAnsi"/>
+                <w:sz w:val="24"/>
+                <w:szCs w:val="24"/>
+              </w:rPr>
+            </w:pPr>
+            <w:r>
+              <w:rPr>
+                <w:rFonts w:cstheme="minorHAnsi"/>
+                <w:sz w:val="24"/>
+                <w:szCs w:val="24"/>
+              </w:rPr>
+              <w:t>[Sharpy Light 36, Led Light 18 &amp; Blinders]</w:t>
             </w:r>
           </w:p>
         </w:tc>
@@ -7156,7 +7141,7 @@
                 <w:sz w:val="24"/>
                 <w:szCs w:val="24"/>
               </w:rPr>
-              <w:t>40,000 /-</w:t>
+              <w:t>75,000 /-</w:t>
             </w:r>
           </w:p>
         </w:tc>
@@ -7197,7 +7182,23 @@
                 <w:sz w:val="24"/>
                 <w:szCs w:val="24"/>
               </w:rPr>
-              <w:t>Stage Platform 16x40 With Stairs &amp; Carpet</w:t>
+              <w:t>Live Band Tech Rider</w:t>
+            </w:r>
+            <w:r>
+              <w:rPr>
+                <w:rFonts w:cstheme="minorHAnsi"/>
+                <w:sz w:val="24"/>
+                <w:szCs w:val="24"/>
+              </w:rPr>
+              <w:t xml:space="preserve"> Copy Cat</w:t>
+            </w:r>
+            <w:r>
+              <w:rPr>
+                <w:rFonts w:cstheme="minorHAnsi"/>
+                <w:sz w:val="24"/>
+                <w:szCs w:val="24"/>
+              </w:rPr>
+              <w:t xml:space="preserve">  </w:t>
             </w:r>
           </w:p>
         </w:tc>
@@ -7230,15 +7231,7 @@
                 <w:sz w:val="24"/>
                 <w:szCs w:val="24"/>
               </w:rPr>
-              <w:t>20</w:t>
-            </w:r>
-            <w:r>
-              <w:rPr>
-                <w:rFonts w:cstheme="minorHAnsi"/>
-                <w:sz w:val="24"/>
-                <w:szCs w:val="24"/>
-              </w:rPr>
-              <w:t>,000 /-</w:t>
+              <w:t>40,000 /-</w:t>
             </w:r>
           </w:p>
         </w:tc>
@@ -7279,25 +7272,89 @@
                 <w:sz w:val="24"/>
                 <w:szCs w:val="24"/>
               </w:rPr>
-              <w:t xml:space="preserve">DJ Console </w:t>
-            </w:r>
-            <w:proofErr w:type="gramStart"/>
-            <w:r>
-              <w:rPr>
-                <w:rFonts w:cstheme="minorHAnsi"/>
-                <w:sz w:val="24"/>
-                <w:szCs w:val="24"/>
-              </w:rPr>
-              <w:t>For</w:t>
-            </w:r>
-            <w:proofErr w:type="gramEnd"/>
-            <w:r>
-              <w:rPr>
-                <w:rFonts w:cstheme="minorHAnsi"/>
-                <w:sz w:val="24"/>
-                <w:szCs w:val="24"/>
-              </w:rPr>
-              <w:t xml:space="preserve"> Jockey</w:t>
+              <w:t>Stage Platform 16x40 With Stairs &amp; Carpet</w:t>
+            </w:r>
+          </w:p>
+        </w:tc>
+        <w:tc>
+          <w:tcPr>
+            <w:tcW w:w="2970" w:type="dxa"/>
+          </w:tcPr>
+          <w:p>
+            <w:pPr>
+              <w:jc w:val="center"/>
+              <w:rPr>
+                <w:rFonts w:cstheme="minorHAnsi"/>
+                <w:sz w:val="24"/>
+                <w:szCs w:val="24"/>
+              </w:rPr>
+            </w:pPr>
+          </w:p>
+          <w:p>
+            <w:pPr>
+              <w:jc w:val="center"/>
+              <w:rPr>
+                <w:rFonts w:cstheme="minorHAnsi"/>
+                <w:sz w:val="24"/>
+                <w:szCs w:val="24"/>
+              </w:rPr>
+            </w:pPr>
+            <w:r>
+              <w:rPr>
+                <w:rFonts w:cstheme="minorHAnsi"/>
+                <w:sz w:val="24"/>
+                <w:szCs w:val="24"/>
+              </w:rPr>
+              <w:t>20</w:t>
+            </w:r>
+            <w:r>
+              <w:rPr>
+                <w:rFonts w:cstheme="minorHAnsi"/>
+                <w:sz w:val="24"/>
+                <w:szCs w:val="24"/>
+              </w:rPr>
+              <w:t>,000 /-</w:t>
+            </w:r>
+          </w:p>
+        </w:tc>
+      </w:tr>
+      <w:tr>
+        <w:trPr>
+          <w:trHeight w:val="908"/>
+        </w:trPr>
+        <w:tc>
+          <w:tcPr>
+            <w:tcW w:w="6565" w:type="dxa"/>
+          </w:tcPr>
+          <w:p>
+            <w:pPr>
+              <w:rPr>
+                <w:rFonts w:cstheme="minorHAnsi"/>
+                <w:sz w:val="24"/>
+                <w:szCs w:val="24"/>
+              </w:rPr>
+            </w:pPr>
+          </w:p>
+          <w:p>
+            <w:pPr>
+              <w:pStyle w:val="ListParagraph"/>
+              <w:numPr>
+                <w:ilvl w:val="0"/>
+                <w:numId w:val="21"/>
+              </w:numPr>
+              <w:rPr>
+                <w:rFonts w:cstheme="minorHAnsi"/>
+                <w:sz w:val="24"/>
+                <w:szCs w:val="24"/>
+              </w:rPr>
+            </w:pPr>
+            <w:r>
+              <w:rPr>
+                <w:rFonts w:cstheme="minorHAnsi"/>
+                <w:sz w:val="24"/>
+                <w:szCs w:val="24"/>
+              </w:rPr>
+              <w:t>DJ Console For Jockey</w:t>
             </w:r>
             <w:r>
               <w:rPr>
@@ -7442,15 +7499,6 @@
               <w:t xml:space="preserve"> &amp; Laser Light</w:t>
             </w:r>
           </w:p>
-          <w:p>
-            <w:pPr>
-              <w:rPr>
-                <w:rFonts w:cstheme="minorHAnsi"/>
-                <w:sz w:val="24"/>
-                <w:szCs w:val="24"/>
-              </w:rPr>
-            </w:pPr>
-          </w:p>
         </w:tc>
         <w:tc>
           <w:tcPr>
@@ -7658,7 +7706,7 @@
                 <w:sz w:val="24"/>
                 <w:szCs w:val="24"/>
               </w:rPr>
-              <w:t>2</w:t>
+              <w:t>3</w:t>
             </w:r>
             <w:r>
               <w:rPr>
@@ -7680,7 +7728,7 @@
                 <w:sz w:val="24"/>
                 <w:szCs w:val="24"/>
               </w:rPr>
-              <w:t>9</w:t>
+              <w:t>70</w:t>
             </w:r>
             <w:r>
               <w:rPr>
@@ -7691,7 +7739,7 @@
                 <w:sz w:val="24"/>
                 <w:szCs w:val="24"/>
               </w:rPr>
-              <w:t>5,000 /-</w:t>
+              <w:t>,000 /-</w:t>
             </w:r>
           </w:p>
         </w:tc>
@@ -7772,7 +7820,6 @@
                   <w14:round/>
                 </w14:textOutline>
               </w:rPr>
-              <w:lastRenderedPageBreak/>
               <w:t>ITEMS</w:t>
             </w:r>
           </w:p>
@@ -7982,7 +8029,67 @@
                   <w14:round/>
                 </w14:textOutline>
               </w:rPr>
-              <w:t>7,60,000 /-</w:t>
+              <w:t>9</w:t>
+            </w:r>
+            <w:r>
+              <w:rPr>
+                <w:rFonts w:asciiTheme="majorHAnsi" w:eastAsiaTheme="majorEastAsia" w:hAnsiTheme="majorHAnsi" w:cstheme="majorBidi"/>
+                <w:bCs/>
+                <w:color w:val="C45911" w:themeColor="accent2" w:themeShade="BF"/>
+                <w:sz w:val="36"/>
+                <w:szCs w:val="36"/>
+                <w14:shadow w14:blurRad="38100" w14:dist="19050" w14:dir="2700000" w14:sx="100000" w14:sy="100000" w14:kx="0" w14:ky="0" w14:algn="tl">
+                  <w14:schemeClr w14:val="dk1">
+                    <w14:alpha w14:val="60000"/>
+                  </w14:schemeClr>
+                </w14:shadow>
+                <w14:textOutline w14:w="0" w14:cap="flat" w14:cmpd="sng" w14:algn="ctr">
+                  <w14:noFill/>
+                  <w14:prstDash w14:val="solid"/>
+                  <w14:round/>
+                </w14:textOutline>
+              </w:rPr>
+              <w:t>,</w:t>
+            </w:r>
+            <w:r>
+              <w:rPr>
+                <w:rFonts w:asciiTheme="majorHAnsi" w:eastAsiaTheme="majorEastAsia" w:hAnsiTheme="majorHAnsi" w:cstheme="majorBidi"/>
+                <w:bCs/>
+                <w:color w:val="C45911" w:themeColor="accent2" w:themeShade="BF"/>
+                <w:sz w:val="36"/>
+                <w:szCs w:val="36"/>
+                <w14:shadow w14:blurRad="38100" w14:dist="19050" w14:dir="2700000" w14:sx="100000" w14:sy="100000" w14:kx="0" w14:ky="0" w14:algn="tl">
+                  <w14:schemeClr w14:val="dk1">
+                    <w14:alpha w14:val="60000"/>
+                  </w14:schemeClr>
+                </w14:shadow>
+                <w14:textOutline w14:w="0" w14:cap="flat" w14:cmpd="sng" w14:algn="ctr">
+                  <w14:noFill/>
+                  <w14:prstDash w14:val="solid"/>
+                  <w14:round/>
+                </w14:textOutline>
+              </w:rPr>
+              <w:t>35</w:t>
+            </w:r>
+            <w:r>
+              <w:rPr>
+                <w:rFonts w:asciiTheme="majorHAnsi" w:eastAsiaTheme="majorEastAsia" w:hAnsiTheme="majorHAnsi" w:cstheme="majorBidi"/>
+                <w:bCs/>
+                <w:color w:val="C45911" w:themeColor="accent2" w:themeShade="BF"/>
+                <w:sz w:val="36"/>
+                <w:szCs w:val="36"/>
+                <w14:shadow w14:blurRad="38100" w14:dist="19050" w14:dir="2700000" w14:sx="100000" w14:sy="100000" w14:kx="0" w14:ky="0" w14:algn="tl">
+                  <w14:schemeClr w14:val="dk1">
+                    <w14:alpha w14:val="60000"/>
+                  </w14:schemeClr>
+                </w14:shadow>
+                <w14:textOutline w14:w="0" w14:cap="flat" w14:cmpd="sng" w14:algn="ctr">
+                  <w14:noFill/>
+                  <w14:prstDash w14:val="solid"/>
+                  <w14:round/>
+                </w14:textOutline>
+              </w:rPr>
+              <w:t>,000 /-</w:t>
             </w:r>
           </w:p>
         </w:tc>
@@ -8029,7 +8136,6 @@
           </w14:textOutline>
         </w:rPr>
       </w:pPr>
-      <w:proofErr w:type="gramStart"/>
       <w:r>
         <w:rPr>
           <w:rFonts w:asciiTheme="majorHAnsi" w:eastAsiaTheme="majorEastAsia" w:hAnsiTheme="majorHAnsi" w:cstheme="majorBidi"/>
@@ -8049,29 +8155,7 @@
             <w14:round/>
           </w14:textOutline>
         </w:rPr>
-        <w:t>NOTE :</w:t>
-      </w:r>
-      <w:proofErr w:type="gramEnd"/>
-      <w:r>
-        <w:rPr>
-          <w:rFonts w:asciiTheme="majorHAnsi" w:eastAsiaTheme="majorEastAsia" w:hAnsiTheme="majorHAnsi" w:cstheme="majorBidi"/>
-          <w:bCs/>
-          <w:color w:val="000000" w:themeColor="text1"/>
-          <w:sz w:val="36"/>
-          <w:szCs w:val="36"/>
-          <w:highlight w:val="yellow"/>
-          <w14:shadow w14:blurRad="38100" w14:dist="19050" w14:dir="2700000" w14:sx="100000" w14:sy="100000" w14:kx="0" w14:ky="0" w14:algn="tl">
-            <w14:schemeClr w14:val="dk1">
-              <w14:alpha w14:val="60000"/>
-            </w14:schemeClr>
-          </w14:shadow>
-          <w14:textOutline w14:w="0" w14:cap="flat" w14:cmpd="sng" w14:algn="ctr">
-            <w14:noFill/>
-            <w14:prstDash w14:val="solid"/>
-            <w14:round/>
-          </w14:textOutline>
-        </w:rPr>
-        <w:t xml:space="preserve"> NO Other Hidden Charges</w:t>
+        <w:t>NOTE : NO Other Hidden Charges</w:t>
       </w:r>
     </w:p>
     <w:sectPr>

--- a/Quotations/Kavita Goswami 20_22_Feb_2026/Quotation With Sound.docx
+++ b/Quotations/Kavita Goswami 20_22_Feb_2026/Quotation With Sound.docx
@@ -132,6 +132,7 @@
               </w:rPr>
               <w:t xml:space="preserve">  </w:t>
             </w:r>
+            <w:proofErr w:type="spellStart"/>
             <w:r>
               <w:rPr>
                 <w:rStyle w:val="IntenseEmphasis"/>
@@ -174,7 +175,30 @@
                   <w14:round/>
                 </w14:textOutline>
               </w:rPr>
-              <w:t>rs Kavita</w:t>
+              <w:t>rs</w:t>
+            </w:r>
+            <w:proofErr w:type="spellEnd"/>
+            <w:r>
+              <w:rPr>
+                <w:rStyle w:val="IntenseEmphasis"/>
+                <w:rFonts w:asciiTheme="minorHAnsi" w:hAnsiTheme="minorHAnsi" w:cstheme="minorHAnsi"/>
+                <w:i w:val="0"/>
+                <w:iCs w:val="0"/>
+                <w:color w:val="000000" w:themeColor="text1"/>
+                <w:sz w:val="28"/>
+                <w:szCs w:val="28"/>
+                <w14:shadow w14:blurRad="38100" w14:dist="19050" w14:dir="2700000" w14:sx="100000" w14:sy="100000" w14:kx="0" w14:ky="0" w14:algn="tl">
+                  <w14:schemeClr w14:val="dk1">
+                    <w14:alpha w14:val="60000"/>
+                  </w14:schemeClr>
+                </w14:shadow>
+                <w14:textOutline w14:w="0" w14:cap="flat" w14:cmpd="sng" w14:algn="ctr">
+                  <w14:noFill/>
+                  <w14:prstDash w14:val="solid"/>
+                  <w14:round/>
+                </w14:textOutline>
+              </w:rPr>
+              <w:t xml:space="preserve"> Kavita</w:t>
             </w:r>
           </w:p>
         </w:tc>
@@ -1173,7 +1197,7 @@
                   <w14:round/>
                 </w14:textOutline>
               </w:rPr>
-              <w:t>7</w:t>
+              <w:t>5</w:t>
             </w:r>
             <w:r>
               <w:rPr>
@@ -1329,8 +1353,31 @@
                   <w14:round/>
                 </w14:textOutline>
               </w:rPr>
-              <w:t>Raat-E-Ishq</w:t>
-            </w:r>
+              <w:t>Raat-E-</w:t>
+            </w:r>
+            <w:proofErr w:type="spellStart"/>
+            <w:r>
+              <w:rPr>
+                <w:rFonts w:ascii="Abadi" w:eastAsiaTheme="majorEastAsia" w:hAnsi="Abadi" w:cs="ADLaM Display"/>
+                <w:bCs/>
+                <w:smallCaps/>
+                <w:color w:val="2F5496" w:themeColor="accent1" w:themeShade="BF"/>
+                <w:sz w:val="36"/>
+                <w:szCs w:val="36"/>
+                <w14:shadow w14:blurRad="38100" w14:dist="19050" w14:dir="2700000" w14:sx="100000" w14:sy="100000" w14:kx="0" w14:ky="0" w14:algn="tl">
+                  <w14:schemeClr w14:val="dk1">
+                    <w14:alpha w14:val="60000"/>
+                  </w14:schemeClr>
+                </w14:shadow>
+                <w14:textOutline w14:w="0" w14:cap="flat" w14:cmpd="sng" w14:algn="ctr">
+                  <w14:noFill/>
+                  <w14:prstDash w14:val="solid"/>
+                  <w14:round/>
+                </w14:textOutline>
+              </w:rPr>
+              <w:t>Ishq</w:t>
+            </w:r>
+            <w:proofErr w:type="spellEnd"/>
             <w:r>
               <w:rPr>
                 <w:rFonts w:ascii="Abadi" w:eastAsiaTheme="majorEastAsia" w:hAnsi="Abadi" w:cs="ADLaM Display"/>
@@ -2513,13 +2560,23 @@
               </w:rPr>
               <w:t xml:space="preserve">Flex Floor </w:t>
             </w:r>
-            <w:r>
-              <w:rPr>
-                <w:rFonts w:cstheme="minorHAnsi"/>
-                <w:sz w:val="24"/>
-                <w:szCs w:val="24"/>
-              </w:rPr>
-              <w:t>As Per Theme Size[</w:t>
+            <w:proofErr w:type="gramStart"/>
+            <w:r>
+              <w:rPr>
+                <w:rFonts w:cstheme="minorHAnsi"/>
+                <w:sz w:val="24"/>
+                <w:szCs w:val="24"/>
+              </w:rPr>
+              <w:t>As</w:t>
+            </w:r>
+            <w:proofErr w:type="gramEnd"/>
+            <w:r>
+              <w:rPr>
+                <w:rFonts w:cstheme="minorHAnsi"/>
+                <w:sz w:val="24"/>
+                <w:szCs w:val="24"/>
+              </w:rPr>
+              <w:t xml:space="preserve"> Per Theme Size[</w:t>
             </w:r>
             <w:r>
               <w:rPr>
@@ -2766,7 +2823,25 @@
                 <w:sz w:val="24"/>
                 <w:szCs w:val="24"/>
               </w:rPr>
-              <w:t>DJ Console For Jockey Sid</w:t>
+              <w:t xml:space="preserve">DJ Console </w:t>
+            </w:r>
+            <w:proofErr w:type="gramStart"/>
+            <w:r>
+              <w:rPr>
+                <w:rFonts w:cstheme="minorHAnsi"/>
+                <w:sz w:val="24"/>
+                <w:szCs w:val="24"/>
+              </w:rPr>
+              <w:t>For</w:t>
+            </w:r>
+            <w:proofErr w:type="gramEnd"/>
+            <w:r>
+              <w:rPr>
+                <w:rFonts w:cstheme="minorHAnsi"/>
+                <w:sz w:val="24"/>
+                <w:szCs w:val="24"/>
+              </w:rPr>
+              <w:t xml:space="preserve"> Jockey Sid</w:t>
             </w:r>
           </w:p>
         </w:tc>
@@ -3369,7 +3444,49 @@
                   <w14:round/>
                 </w14:textOutline>
               </w:rPr>
-              <w:t>Time       07:00 PM</w:t>
+              <w:t>Time       0</w:t>
+            </w:r>
+            <w:r>
+              <w:rPr>
+                <w:rFonts w:ascii="Abadi" w:eastAsiaTheme="majorEastAsia" w:hAnsi="Abadi" w:cs="ADLaM Display"/>
+                <w:bCs/>
+                <w:smallCaps/>
+                <w:color w:val="2F5496" w:themeColor="accent1" w:themeShade="BF"/>
+                <w:sz w:val="36"/>
+                <w:szCs w:val="36"/>
+                <w14:shadow w14:blurRad="38100" w14:dist="19050" w14:dir="2700000" w14:sx="100000" w14:sy="100000" w14:kx="0" w14:ky="0" w14:algn="tl">
+                  <w14:schemeClr w14:val="dk1">
+                    <w14:alpha w14:val="60000"/>
+                  </w14:schemeClr>
+                </w14:shadow>
+                <w14:textOutline w14:w="0" w14:cap="flat" w14:cmpd="sng" w14:algn="ctr">
+                  <w14:noFill/>
+                  <w14:prstDash w14:val="solid"/>
+                  <w14:round/>
+                </w14:textOutline>
+              </w:rPr>
+              <w:t>5</w:t>
+            </w:r>
+            <w:r>
+              <w:rPr>
+                <w:rFonts w:ascii="Abadi" w:eastAsiaTheme="majorEastAsia" w:hAnsi="Abadi" w:cs="ADLaM Display"/>
+                <w:bCs/>
+                <w:smallCaps/>
+                <w:color w:val="2F5496" w:themeColor="accent1" w:themeShade="BF"/>
+                <w:sz w:val="36"/>
+                <w:szCs w:val="36"/>
+                <w14:shadow w14:blurRad="38100" w14:dist="19050" w14:dir="2700000" w14:sx="100000" w14:sy="100000" w14:kx="0" w14:ky="0" w14:algn="tl">
+                  <w14:schemeClr w14:val="dk1">
+                    <w14:alpha w14:val="60000"/>
+                  </w14:schemeClr>
+                </w14:shadow>
+                <w14:textOutline w14:w="0" w14:cap="flat" w14:cmpd="sng" w14:algn="ctr">
+                  <w14:noFill/>
+                  <w14:prstDash w14:val="solid"/>
+                  <w14:round/>
+                </w14:textOutline>
+              </w:rPr>
+              <w:t>:00 PM</w:t>
             </w:r>
           </w:p>
           <w:p>
@@ -3759,7 +3876,25 @@
                 <w:sz w:val="24"/>
                 <w:szCs w:val="24"/>
               </w:rPr>
-              <w:t xml:space="preserve"> As Per Theme Size [16x24]</w:t>
+              <w:t xml:space="preserve"> </w:t>
+            </w:r>
+            <w:proofErr w:type="gramStart"/>
+            <w:r>
+              <w:rPr>
+                <w:rFonts w:cstheme="minorHAnsi"/>
+                <w:sz w:val="24"/>
+                <w:szCs w:val="24"/>
+              </w:rPr>
+              <w:t>As</w:t>
+            </w:r>
+            <w:proofErr w:type="gramEnd"/>
+            <w:r>
+              <w:rPr>
+                <w:rFonts w:cstheme="minorHAnsi"/>
+                <w:sz w:val="24"/>
+                <w:szCs w:val="24"/>
+              </w:rPr>
+              <w:t xml:space="preserve"> Per Theme Size [16x24]</w:t>
             </w:r>
           </w:p>
           <w:p>
@@ -3823,7 +3958,25 @@
                 <w:sz w:val="24"/>
                 <w:szCs w:val="24"/>
               </w:rPr>
-              <w:t>Tech rider For Percussionist</w:t>
+              <w:t xml:space="preserve">Tech </w:t>
+            </w:r>
+            <w:proofErr w:type="gramStart"/>
+            <w:r>
+              <w:rPr>
+                <w:rFonts w:cstheme="minorHAnsi"/>
+                <w:sz w:val="24"/>
+                <w:szCs w:val="24"/>
+              </w:rPr>
+              <w:t>rider</w:t>
+            </w:r>
+            <w:proofErr w:type="gramEnd"/>
+            <w:r>
+              <w:rPr>
+                <w:rFonts w:cstheme="minorHAnsi"/>
+                <w:sz w:val="24"/>
+                <w:szCs w:val="24"/>
+              </w:rPr>
+              <w:t xml:space="preserve"> For Percussionist</w:t>
             </w:r>
           </w:p>
         </w:tc>
@@ -3992,7 +4145,25 @@
                 <w:sz w:val="24"/>
                 <w:szCs w:val="24"/>
               </w:rPr>
-              <w:t>Cold Pyros On Water Body (</w:t>
+              <w:t xml:space="preserve">Cold Pyros </w:t>
+            </w:r>
+            <w:proofErr w:type="gramStart"/>
+            <w:r>
+              <w:rPr>
+                <w:rFonts w:cstheme="minorHAnsi"/>
+                <w:sz w:val="24"/>
+                <w:szCs w:val="24"/>
+              </w:rPr>
+              <w:t>On</w:t>
+            </w:r>
+            <w:proofErr w:type="gramEnd"/>
+            <w:r>
+              <w:rPr>
+                <w:rFonts w:cstheme="minorHAnsi"/>
+                <w:sz w:val="24"/>
+                <w:szCs w:val="24"/>
+              </w:rPr>
+              <w:t xml:space="preserve"> Water Body (</w:t>
             </w:r>
             <w:r>
               <w:rPr>
@@ -4979,7 +5150,25 @@
                 <w:sz w:val="24"/>
                 <w:szCs w:val="24"/>
               </w:rPr>
-              <w:t>DJ Console For Jockey</w:t>
+              <w:t xml:space="preserve">DJ Console </w:t>
+            </w:r>
+            <w:proofErr w:type="gramStart"/>
+            <w:r>
+              <w:rPr>
+                <w:rFonts w:cstheme="minorHAnsi"/>
+                <w:sz w:val="24"/>
+                <w:szCs w:val="24"/>
+              </w:rPr>
+              <w:t>For</w:t>
+            </w:r>
+            <w:proofErr w:type="gramEnd"/>
+            <w:r>
+              <w:rPr>
+                <w:rFonts w:cstheme="minorHAnsi"/>
+                <w:sz w:val="24"/>
+                <w:szCs w:val="24"/>
+              </w:rPr>
+              <w:t xml:space="preserve"> Jockey</w:t>
             </w:r>
           </w:p>
         </w:tc>
@@ -5521,7 +5710,49 @@
                   <w14:round/>
                 </w14:textOutline>
               </w:rPr>
-              <w:t>Time       11:00 AM</w:t>
+              <w:t xml:space="preserve">Time       </w:t>
+            </w:r>
+            <w:r>
+              <w:rPr>
+                <w:rFonts w:ascii="Abadi" w:eastAsiaTheme="majorEastAsia" w:hAnsi="Abadi" w:cs="ADLaM Display"/>
+                <w:bCs/>
+                <w:smallCaps/>
+                <w:color w:val="2F5496" w:themeColor="accent1" w:themeShade="BF"/>
+                <w:sz w:val="36"/>
+                <w:szCs w:val="36"/>
+                <w14:shadow w14:blurRad="38100" w14:dist="19050" w14:dir="2700000" w14:sx="100000" w14:sy="100000" w14:kx="0" w14:ky="0" w14:algn="tl">
+                  <w14:schemeClr w14:val="dk1">
+                    <w14:alpha w14:val="60000"/>
+                  </w14:schemeClr>
+                </w14:shadow>
+                <w14:textOutline w14:w="0" w14:cap="flat" w14:cmpd="sng" w14:algn="ctr">
+                  <w14:noFill/>
+                  <w14:prstDash w14:val="solid"/>
+                  <w14:round/>
+                </w14:textOutline>
+              </w:rPr>
+              <w:t>09</w:t>
+            </w:r>
+            <w:r>
+              <w:rPr>
+                <w:rFonts w:ascii="Abadi" w:eastAsiaTheme="majorEastAsia" w:hAnsi="Abadi" w:cs="ADLaM Display"/>
+                <w:bCs/>
+                <w:smallCaps/>
+                <w:color w:val="2F5496" w:themeColor="accent1" w:themeShade="BF"/>
+                <w:sz w:val="36"/>
+                <w:szCs w:val="36"/>
+                <w14:shadow w14:blurRad="38100" w14:dist="19050" w14:dir="2700000" w14:sx="100000" w14:sy="100000" w14:kx="0" w14:ky="0" w14:algn="tl">
+                  <w14:schemeClr w14:val="dk1">
+                    <w14:alpha w14:val="60000"/>
+                  </w14:schemeClr>
+                </w14:shadow>
+                <w14:textOutline w14:w="0" w14:cap="flat" w14:cmpd="sng" w14:algn="ctr">
+                  <w14:noFill/>
+                  <w14:prstDash w14:val="solid"/>
+                  <w14:round/>
+                </w14:textOutline>
+              </w:rPr>
+              <w:t>:00 AM</w:t>
             </w:r>
           </w:p>
           <w:p>
@@ -6626,7 +6857,49 @@
                   <w14:round/>
                 </w14:textOutline>
               </w:rPr>
-              <w:t>Time       07:00 PM</w:t>
+              <w:t>Time       0</w:t>
+            </w:r>
+            <w:r>
+              <w:rPr>
+                <w:rFonts w:ascii="Abadi" w:eastAsiaTheme="majorEastAsia" w:hAnsi="Abadi" w:cs="ADLaM Display"/>
+                <w:bCs/>
+                <w:smallCaps/>
+                <w:color w:val="2F5496" w:themeColor="accent1" w:themeShade="BF"/>
+                <w:sz w:val="36"/>
+                <w:szCs w:val="36"/>
+                <w14:shadow w14:blurRad="38100" w14:dist="19050" w14:dir="2700000" w14:sx="100000" w14:sy="100000" w14:kx="0" w14:ky="0" w14:algn="tl">
+                  <w14:schemeClr w14:val="dk1">
+                    <w14:alpha w14:val="60000"/>
+                  </w14:schemeClr>
+                </w14:shadow>
+                <w14:textOutline w14:w="0" w14:cap="flat" w14:cmpd="sng" w14:algn="ctr">
+                  <w14:noFill/>
+                  <w14:prstDash w14:val="solid"/>
+                  <w14:round/>
+                </w14:textOutline>
+              </w:rPr>
+              <w:t>5</w:t>
+            </w:r>
+            <w:r>
+              <w:rPr>
+                <w:rFonts w:ascii="Abadi" w:eastAsiaTheme="majorEastAsia" w:hAnsi="Abadi" w:cs="ADLaM Display"/>
+                <w:bCs/>
+                <w:smallCaps/>
+                <w:color w:val="2F5496" w:themeColor="accent1" w:themeShade="BF"/>
+                <w:sz w:val="36"/>
+                <w:szCs w:val="36"/>
+                <w14:shadow w14:blurRad="38100" w14:dist="19050" w14:dir="2700000" w14:sx="100000" w14:sy="100000" w14:kx="0" w14:ky="0" w14:algn="tl">
+                  <w14:schemeClr w14:val="dk1">
+                    <w14:alpha w14:val="60000"/>
+                  </w14:schemeClr>
+                </w14:shadow>
+                <w14:textOutline w14:w="0" w14:cap="flat" w14:cmpd="sng" w14:algn="ctr">
+                  <w14:noFill/>
+                  <w14:prstDash w14:val="solid"/>
+                  <w14:round/>
+                </w14:textOutline>
+              </w:rPr>
+              <w:t>:00 PM</w:t>
             </w:r>
           </w:p>
           <w:p>
@@ -6902,7 +7175,25 @@
                 <w:sz w:val="24"/>
                 <w:szCs w:val="24"/>
               </w:rPr>
-              <w:t>Wooden Dance Floor As Per Theme Size [16x24]</w:t>
+              <w:t xml:space="preserve">Wooden Dance Floor </w:t>
+            </w:r>
+            <w:proofErr w:type="gramStart"/>
+            <w:r>
+              <w:rPr>
+                <w:rFonts w:cstheme="minorHAnsi"/>
+                <w:sz w:val="24"/>
+                <w:szCs w:val="24"/>
+              </w:rPr>
+              <w:t>As</w:t>
+            </w:r>
+            <w:proofErr w:type="gramEnd"/>
+            <w:r>
+              <w:rPr>
+                <w:rFonts w:cstheme="minorHAnsi"/>
+                <w:sz w:val="24"/>
+                <w:szCs w:val="24"/>
+              </w:rPr>
+              <w:t xml:space="preserve"> Per Theme Size [16x24]</w:t>
             </w:r>
           </w:p>
           <w:p>
@@ -7190,8 +7481,18 @@
                 <w:sz w:val="24"/>
                 <w:szCs w:val="24"/>
               </w:rPr>
-              <w:t xml:space="preserve"> Copy Cat</w:t>
-            </w:r>
+              <w:t xml:space="preserve"> </w:t>
+            </w:r>
+            <w:proofErr w:type="gramStart"/>
+            <w:r>
+              <w:rPr>
+                <w:rFonts w:cstheme="minorHAnsi"/>
+                <w:sz w:val="24"/>
+                <w:szCs w:val="24"/>
+              </w:rPr>
+              <w:t>Copy Cat</w:t>
+            </w:r>
+            <w:proofErr w:type="gramEnd"/>
             <w:r>
               <w:rPr>
                 <w:rFonts w:cstheme="minorHAnsi"/>
@@ -7354,7 +7655,25 @@
                 <w:sz w:val="24"/>
                 <w:szCs w:val="24"/>
               </w:rPr>
-              <w:t>DJ Console For Jockey</w:t>
+              <w:t xml:space="preserve">DJ Console </w:t>
+            </w:r>
+            <w:proofErr w:type="gramStart"/>
+            <w:r>
+              <w:rPr>
+                <w:rFonts w:cstheme="minorHAnsi"/>
+                <w:sz w:val="24"/>
+                <w:szCs w:val="24"/>
+              </w:rPr>
+              <w:t>For</w:t>
+            </w:r>
+            <w:proofErr w:type="gramEnd"/>
+            <w:r>
+              <w:rPr>
+                <w:rFonts w:cstheme="minorHAnsi"/>
+                <w:sz w:val="24"/>
+                <w:szCs w:val="24"/>
+              </w:rPr>
+              <w:t xml:space="preserve"> Jockey</w:t>
             </w:r>
             <w:r>
               <w:rPr>
@@ -8136,6 +8455,7 @@
           </w14:textOutline>
         </w:rPr>
       </w:pPr>
+      <w:proofErr w:type="gramStart"/>
       <w:r>
         <w:rPr>
           <w:rFonts w:asciiTheme="majorHAnsi" w:eastAsiaTheme="majorEastAsia" w:hAnsiTheme="majorHAnsi" w:cstheme="majorBidi"/>
@@ -8155,7 +8475,29 @@
             <w14:round/>
           </w14:textOutline>
         </w:rPr>
-        <w:t>NOTE : NO Other Hidden Charges</w:t>
+        <w:t>NOTE :</w:t>
+      </w:r>
+      <w:proofErr w:type="gramEnd"/>
+      <w:r>
+        <w:rPr>
+          <w:rFonts w:asciiTheme="majorHAnsi" w:eastAsiaTheme="majorEastAsia" w:hAnsiTheme="majorHAnsi" w:cstheme="majorBidi"/>
+          <w:bCs/>
+          <w:color w:val="000000" w:themeColor="text1"/>
+          <w:sz w:val="36"/>
+          <w:szCs w:val="36"/>
+          <w:highlight w:val="yellow"/>
+          <w14:shadow w14:blurRad="38100" w14:dist="19050" w14:dir="2700000" w14:sx="100000" w14:sy="100000" w14:kx="0" w14:ky="0" w14:algn="tl">
+            <w14:schemeClr w14:val="dk1">
+              <w14:alpha w14:val="60000"/>
+            </w14:schemeClr>
+          </w14:shadow>
+          <w14:textOutline w14:w="0" w14:cap="flat" w14:cmpd="sng" w14:algn="ctr">
+            <w14:noFill/>
+            <w14:prstDash w14:val="solid"/>
+            <w14:round/>
+          </w14:textOutline>
+        </w:rPr>
+        <w:t xml:space="preserve"> NO Other Hidden Charges</w:t>
       </w:r>
     </w:p>
     <w:sectPr>
